--- a/word/012 - Transformations.docx
+++ b/word/012 - Transformations.docx
@@ -97,7 +97,13 @@
         <w:t xml:space="preserve"> not</w:t>
       </w:r>
       <w:r>
-        <w:t xml:space="preserve"> necessary </w:t>
+        <w:t xml:space="preserve"> </w:t>
+      </w:r>
+      <w:r>
+        <w:t>necessarily</w:t>
+      </w:r>
+      <w:r>
+        <w:t xml:space="preserve"> </w:t>
       </w:r>
       <w:r>
         <w:t>3-</w:t>
@@ -182,7 +188,13 @@
       </w:r>
       <w:r>
         <w:lastRenderedPageBreak/>
-        <w:t xml:space="preserve">relationships. One of those axioms is that two lines that are parallel will never intersect, no matter how far out </w:t>
+        <w:t xml:space="preserve">relationships. One of those axioms is that </w:t>
+      </w:r>
+      <w:r>
+        <w:t>parallel lines</w:t>
+      </w:r>
+      <w:r>
+        <w:t xml:space="preserve"> will never intersect, no matter how far out </w:t>
       </w:r>
       <w:r>
         <w:t>you</w:t>
@@ -495,12 +507,12 @@
         <w:pStyle w:val="Heading3"/>
       </w:pPr>
       <w:r>
+        <w:t>12.3 - The geometry of machine learning data</w:t>
+      </w:r>
+    </w:p>
+    <w:p>
+      <w:r>
         <w:lastRenderedPageBreak/>
-        <w:t>12.3 - The geometry of machine learning data</w:t>
-      </w:r>
-    </w:p>
-    <w:p>
-      <w:r>
         <w:t xml:space="preserve">We create our own geometry </w:t>
       </w:r>
       <w:r>
@@ -847,47 +859,233 @@
     </w:tbl>
     <w:p>
       <w:r>
+        <w:t>In geometry</w:t>
+      </w:r>
+      <w:r>
+        <w:t>,</w:t>
+      </w:r>
+      <w:r>
+        <w:t xml:space="preserve"> there is a natural </w:t>
+      </w:r>
+      <w:r>
+        <w:t>analog</w:t>
+      </w:r>
+      <w:r>
+        <w:t xml:space="preserve"> to (dis)similarity: the distance between data points. </w:t>
+      </w:r>
+      <w:r>
+        <w:t xml:space="preserve">Do data points that are associated with high cancer risk cluster somewhere </w:t>
+      </w:r>
+      <w:r>
         <w:lastRenderedPageBreak/>
-        <w:t>In geometry</w:t>
+        <w:t xml:space="preserve">in the space, compared to the data points that are </w:t>
+      </w:r>
+      <w:r>
+        <w:t>associated</w:t>
+      </w:r>
+      <w:r>
+        <w:t xml:space="preserve"> with low cancer risk? Is there some dividing plane that optimally </w:t>
+      </w:r>
+      <w:r>
+        <w:t>separates</w:t>
+      </w:r>
+      <w:r>
+        <w:t xml:space="preserve"> these two </w:t>
+      </w:r>
+      <w:r>
+        <w:t>clusters</w:t>
+      </w:r>
+      <w:r>
+        <w:t xml:space="preserve"> of points? Or are the points </w:t>
+      </w:r>
+      <w:r>
+        <w:t>aligned</w:t>
+      </w:r>
+      <w:r>
+        <w:t xml:space="preserve"> along some direction in this space, where moving back and forth changes the cancer risk in a predictable manner? The key to answering those questions relies very much on how we measure the relative position of data points: how similar are two data points? And how dissimilar are both these data points to a third data point? </w:t>
+      </w:r>
+    </w:p>
+    <w:p>
+      <w:pPr>
+        <w:pStyle w:val="Heading3"/>
+      </w:pPr>
+    </w:p>
+    <w:p>
+      <w:pPr>
+        <w:pStyle w:val="Heading3"/>
+      </w:pPr>
+      <w:r>
+        <w:t>12.4 - Defining distance</w:t>
+      </w:r>
+    </w:p>
+    <w:p>
+      <w:r>
+        <w:t xml:space="preserve">In machine learning, </w:t>
+      </w:r>
+      <w:r>
+        <w:t xml:space="preserve">we use </w:t>
+      </w:r>
+      <w:r>
+        <w:t>distance</w:t>
+      </w:r>
+      <w:r>
+        <w:t xml:space="preserve"> </w:t>
+      </w:r>
+      <w:r>
+        <w:t xml:space="preserve">to define similarities, differences, errors, margins, and probabilities. Therefore, how we define distance changes </w:t>
+      </w:r>
+      <w:r>
+        <w:t>how</w:t>
+      </w:r>
+      <w:r>
+        <w:t xml:space="preserve"> we define these metrics. If our machine learning data lived in a perfect world, analogous to the </w:t>
+      </w:r>
+      <w:r>
+        <w:t>Euclidean</w:t>
+      </w:r>
+      <w:r>
+        <w:t xml:space="preserve"> ideal, we </w:t>
+      </w:r>
+      <w:r>
+        <w:t>wouldn't</w:t>
+      </w:r>
+      <w:r>
+        <w:t xml:space="preserve"> have to worry too much. However, in the same way gravity can bend space at cosmological scales, the statistical nature of our data can bend our data space. In </w:t>
+      </w:r>
+      <w:r>
+        <w:t>Euclidean</w:t>
+      </w:r>
+      <w:r>
+        <w:t xml:space="preserve"> geometry, the ax</w:t>
+      </w:r>
+      <w:r>
+        <w:t>e</w:t>
+      </w:r>
+      <w:r>
+        <w:t xml:space="preserve">s are </w:t>
+      </w:r>
+      <w:r>
+        <w:t>orthogonal</w:t>
+      </w:r>
+      <w:r>
+        <w:t xml:space="preserve">. If this holds for our machine learning data, we </w:t>
+      </w:r>
+      <w:r>
+        <w:t>expect</w:t>
+      </w:r>
+      <w:r>
+        <w:t xml:space="preserve"> a change along one variable (one dimension) </w:t>
+      </w:r>
+      <w:r>
+        <w:t>does not affect</w:t>
+      </w:r>
+      <w:r>
+        <w:t xml:space="preserve"> any other dimensions. But we know this rule is often violated. Variables usually correlate</w:t>
+      </w:r>
+      <w:r>
+        <w:t>; when</w:t>
+      </w:r>
+      <w:r>
+        <w:t xml:space="preserve"> they do, they </w:t>
+      </w:r>
+      <w:r>
+        <w:t>aren't</w:t>
+      </w:r>
+      <w:r>
+        <w:t xml:space="preserve"> independent, and </w:t>
+      </w:r>
+      <w:r>
+        <w:t>their</w:t>
+      </w:r>
+      <w:r>
+        <w:t xml:space="preserve"> ax</w:t>
+      </w:r>
+      <w:r>
+        <w:t>e</w:t>
+      </w:r>
+      <w:r>
+        <w:t xml:space="preserve">s </w:t>
+      </w:r>
+      <w:r>
+        <w:t>aren't</w:t>
+      </w:r>
+      <w:r>
+        <w:t xml:space="preserve"> </w:t>
+      </w:r>
+      <w:r>
+        <w:t>orthogonal</w:t>
+      </w:r>
+      <w:r>
+        <w:t xml:space="preserve">. Another assumption of Euclidean space is that our space has equal units. One amount of distance along any axis is the same as that </w:t>
+      </w:r>
+      <w:r>
+        <w:t>along any</w:t>
+      </w:r>
+      <w:r>
+        <w:t xml:space="preserve"> other axis. </w:t>
+      </w:r>
+      <w:r>
+        <w:t>Equivalent</w:t>
+      </w:r>
+      <w:r>
+        <w:t xml:space="preserve"> units across dimensions are also </w:t>
+      </w:r>
+      <w:r>
+        <w:t xml:space="preserve">not </w:t>
+      </w:r>
+      <w:r>
+        <w:t>a given</w:t>
+      </w:r>
+      <w:r>
+        <w:t>. Our variables often represent</w:t>
+      </w:r>
+      <w:r>
+        <w:t xml:space="preserve"> </w:t>
+      </w:r>
+      <w:r>
+        <w:t>drastically different process</w:t>
+      </w:r>
+      <w:r>
+        <w:t>es</w:t>
       </w:r>
       <w:r>
         <w:t>,</w:t>
       </w:r>
       <w:r>
-        <w:t xml:space="preserve"> there is a natural </w:t>
-      </w:r>
-      <w:r>
-        <w:t>analog</w:t>
-      </w:r>
-      <w:r>
-        <w:t xml:space="preserve"> to (dis)similarity: the distance between data points. </w:t>
-      </w:r>
-      <w:r>
-        <w:t xml:space="preserve">Do data points that are associated with high cancer risk cluster somewhere in the space, compared to the data points that are </w:t>
-      </w:r>
-      <w:r>
-        <w:t>associated</w:t>
-      </w:r>
-      <w:r>
-        <w:t xml:space="preserve"> with low cancer risk? Is there some dividing plane that optimally </w:t>
-      </w:r>
-      <w:r>
-        <w:t>separates</w:t>
-      </w:r>
-      <w:r>
-        <w:t xml:space="preserve"> these two </w:t>
-      </w:r>
-      <w:r>
-        <w:t>clusters</w:t>
-      </w:r>
-      <w:r>
-        <w:t xml:space="preserve"> of points? Or are the points </w:t>
-      </w:r>
-      <w:r>
-        <w:t>aligned</w:t>
-      </w:r>
-      <w:r>
-        <w:t xml:space="preserve"> along some direction in this space, where moving back and forth changes the cancer risk in a predictable manner? The key to answering those questions relies very much on how we measure the relative position of data points: how similar are two data points? And how dissimilar are both these data points to a third data point? </w:t>
+        <w:t xml:space="preserve"> values,</w:t>
+      </w:r>
+      <w:r>
+        <w:t xml:space="preserve"> </w:t>
+      </w:r>
+      <w:r>
+        <w:t>quantities,</w:t>
+      </w:r>
+      <w:r>
+        <w:t xml:space="preserve"> and units. Comparing them </w:t>
+      </w:r>
+      <w:r>
+        <w:t>isn't</w:t>
+      </w:r>
+      <w:r>
+        <w:t xml:space="preserve"> straightforward. To see where we usually </w:t>
+      </w:r>
+      <w:r>
+        <w:t>must</w:t>
+      </w:r>
+      <w:r>
+        <w:t xml:space="preserve"> be careful in defining and quantifying distances between data points, </w:t>
+      </w:r>
+      <w:r>
+        <w:t>let's</w:t>
+      </w:r>
+      <w:r>
+        <w:t xml:space="preserve"> start by implementing </w:t>
+      </w:r>
+      <w:r>
+        <w:t>Euclidean</w:t>
+      </w:r>
+      <w:r>
+        <w:t xml:space="preserve"> distance, and see when it runs into problems. </w:t>
       </w:r>
     </w:p>
     <w:p>
@@ -900,193 +1098,6 @@
         <w:pStyle w:val="Heading3"/>
       </w:pPr>
       <w:r>
-        <w:t>12.4 - Defining distance</w:t>
-      </w:r>
-    </w:p>
-    <w:p>
-      <w:r>
-        <w:t xml:space="preserve">In machine learning, </w:t>
-      </w:r>
-      <w:r>
-        <w:t xml:space="preserve">we use </w:t>
-      </w:r>
-      <w:r>
-        <w:t>distance</w:t>
-      </w:r>
-      <w:r>
-        <w:t xml:space="preserve"> </w:t>
-      </w:r>
-      <w:r>
-        <w:t xml:space="preserve">to define similarities, differences, errors, margins, and probabilities. Therefore, how we define distance changes </w:t>
-      </w:r>
-      <w:r>
-        <w:t>how</w:t>
-      </w:r>
-      <w:r>
-        <w:t xml:space="preserve"> we define these metrics. If our machine learning data lived in a perfect world, analogous to the </w:t>
-      </w:r>
-      <w:r>
-        <w:t>Euclidean</w:t>
-      </w:r>
-      <w:r>
-        <w:t xml:space="preserve"> ideal, we </w:t>
-      </w:r>
-      <w:r>
-        <w:t>wouldn't</w:t>
-      </w:r>
-      <w:r>
-        <w:t xml:space="preserve"> have to worry too much. However, in the same way gravity can bend space at cosmological scales, the statistical nature of our data can bend our data space. In </w:t>
-      </w:r>
-      <w:r>
-        <w:t>Euclidean</w:t>
-      </w:r>
-      <w:r>
-        <w:t xml:space="preserve"> geometry, the ax</w:t>
-      </w:r>
-      <w:r>
-        <w:t>e</w:t>
-      </w:r>
-      <w:r>
-        <w:t xml:space="preserve">s are </w:t>
-      </w:r>
-      <w:r>
-        <w:t>orthogonal</w:t>
-      </w:r>
-      <w:r>
-        <w:t xml:space="preserve">. If this holds for our machine learning data, we </w:t>
-      </w:r>
-      <w:r>
-        <w:t>expect</w:t>
-      </w:r>
-      <w:r>
-        <w:t xml:space="preserve"> a change along one variable (one dimension) </w:t>
-      </w:r>
-      <w:r>
-        <w:t>does not affect</w:t>
-      </w:r>
-      <w:r>
-        <w:t xml:space="preserve"> any other dimensions. But we know this rule is often violated. Variables usually correlate</w:t>
-      </w:r>
-      <w:r>
-        <w:t>; when</w:t>
-      </w:r>
-      <w:r>
-        <w:t xml:space="preserve"> they do, they </w:t>
-      </w:r>
-      <w:r>
-        <w:t>aren't</w:t>
-      </w:r>
-      <w:r>
-        <w:t xml:space="preserve"> independent, and </w:t>
-      </w:r>
-      <w:r>
-        <w:t>their</w:t>
-      </w:r>
-      <w:r>
-        <w:t xml:space="preserve"> ax</w:t>
-      </w:r>
-      <w:r>
-        <w:t>e</w:t>
-      </w:r>
-      <w:r>
-        <w:t xml:space="preserve">s </w:t>
-      </w:r>
-      <w:r>
-        <w:t>aren't</w:t>
-      </w:r>
-      <w:r>
-        <w:t xml:space="preserve"> </w:t>
-      </w:r>
-      <w:r>
-        <w:t>orthogonal</w:t>
-      </w:r>
-      <w:r>
-        <w:t xml:space="preserve">. Another assumption of Euclidean space is that our space has equal units. One amount of distance along any axis is the same as that </w:t>
-      </w:r>
-      <w:r>
-        <w:t>along any</w:t>
-      </w:r>
-      <w:r>
-        <w:t xml:space="preserve"> other axis. </w:t>
-      </w:r>
-      <w:r>
-        <w:t>Equivalent</w:t>
-      </w:r>
-      <w:r>
-        <w:t xml:space="preserve"> units across dimensions are also </w:t>
-      </w:r>
-      <w:r>
-        <w:t xml:space="preserve">not </w:t>
-      </w:r>
-      <w:r>
-        <w:t>a given</w:t>
-      </w:r>
-      <w:r>
-        <w:t>. Our variables often represent</w:t>
-      </w:r>
-      <w:r>
-        <w:t xml:space="preserve"> </w:t>
-      </w:r>
-      <w:r>
-        <w:t>drastically different process</w:t>
-      </w:r>
-      <w:r>
-        <w:t>es</w:t>
-      </w:r>
-      <w:r>
-        <w:t>,</w:t>
-      </w:r>
-      <w:r>
-        <w:t xml:space="preserve"> values,</w:t>
-      </w:r>
-      <w:r>
-        <w:t xml:space="preserve"> </w:t>
-      </w:r>
-      <w:r>
-        <w:t>quantities,</w:t>
-      </w:r>
-      <w:r>
-        <w:t xml:space="preserve"> and units. Comparing them </w:t>
-      </w:r>
-      <w:r>
-        <w:t>isn't</w:t>
-      </w:r>
-      <w:r>
-        <w:t xml:space="preserve"> straightforward. To see where we </w:t>
-      </w:r>
-      <w:r>
-        <w:lastRenderedPageBreak/>
-        <w:t xml:space="preserve">usually </w:t>
-      </w:r>
-      <w:r>
-        <w:t>must</w:t>
-      </w:r>
-      <w:r>
-        <w:t xml:space="preserve"> be careful in defining and quantifying distances between data points, </w:t>
-      </w:r>
-      <w:r>
-        <w:t>let's</w:t>
-      </w:r>
-      <w:r>
-        <w:t xml:space="preserve"> start by implementing </w:t>
-      </w:r>
-      <w:r>
-        <w:t>Euclidean</w:t>
-      </w:r>
-      <w:r>
-        <w:t xml:space="preserve"> distance, and see when it runs into problems. </w:t>
-      </w:r>
-    </w:p>
-    <w:p>
-      <w:pPr>
-        <w:pStyle w:val="Heading3"/>
-      </w:pPr>
-    </w:p>
-    <w:p>
-      <w:pPr>
-        <w:pStyle w:val="Heading3"/>
-      </w:pPr>
-      <w:r>
         <w:t>12.</w:t>
       </w:r>
       <w:r>
@@ -1101,7 +1112,7 @@
         <w:t xml:space="preserve">Computing the Euclidean distance for any kind of dimensionality is straightforward. </w:t>
       </w:r>
       <w:r>
-        <w:t xml:space="preserve">Consider a set of new data points compared to a large data set of points separated in two dimensions. Equation 12.1 defines the distance between two points defined in 2D by their x and y coordinates. </w:t>
+        <w:t xml:space="preserve">Consider a set of new data points compared to a large set of points separated in two dimensions. Equation 12.1 defines the distance between two points defined in 2D by their x and y coordinates. </w:t>
       </w:r>
     </w:p>
     <w:p>
@@ -1274,27 +1285,7 @@
                 <w:sz w:val="20"/>
                 <w:szCs w:val="20"/>
               </w:rPr>
-              <w:t>specified in 2D (</w:t>
-            </w:r>
-            <w:proofErr w:type="gramStart"/>
-            <w:r>
-              <w:rPr>
-                <w:b w:val="0"/>
-                <w:bCs w:val="0"/>
-                <w:sz w:val="20"/>
-                <w:szCs w:val="20"/>
-              </w:rPr>
-              <w:t>x,y</w:t>
-            </w:r>
-            <w:proofErr w:type="gramEnd"/>
-            <w:r>
-              <w:rPr>
-                <w:b w:val="0"/>
-                <w:bCs w:val="0"/>
-                <w:sz w:val="20"/>
-                <w:szCs w:val="20"/>
-              </w:rPr>
-              <w:t>) coordinates.</w:t>
+              <w:t>specified in 2D (x,y) coordinates.</w:t>
             </w:r>
           </w:p>
         </w:tc>
@@ -1714,7 +1705,19 @@
         <w:t>equal</w:t>
       </w:r>
       <w:r>
-        <w:t xml:space="preserve"> variance. Figure 12.2 shows the relationship between the years a person is married and the years they have spent in school. This time, the axis represents the same units. However, the variance of the years spent married is much larger than the years spent in school. Again, this makes it hard to compare these two variables</w:t>
+        <w:t xml:space="preserve"> variance. Figure 12.2 shows the relationship between the years a person is married and the years they have spent in school. This time, the axis represents the same units. However, the variance of </w:t>
+      </w:r>
+      <w:r>
+        <w:t>married years</w:t>
+      </w:r>
+      <w:r>
+        <w:t xml:space="preserve"> is much larger than </w:t>
+      </w:r>
+      <w:r>
+        <w:t>those</w:t>
+      </w:r>
+      <w:r>
+        <w:t xml:space="preserve"> spent in school. Again, this makes it hard to compare these two variables</w:t>
       </w:r>
       <w:r>
         <w:t xml:space="preserve"> directly.</w:t>
@@ -2022,16 +2025,11 @@
         <w:lastRenderedPageBreak/>
         <w:t xml:space="preserve">are specific to </w:t>
       </w:r>
-      <w:proofErr w:type="gramStart"/>
       <w:r>
         <w:t>particular</w:t>
       </w:r>
       <w:r>
-        <w:t xml:space="preserve"> data</w:t>
-      </w:r>
-      <w:proofErr w:type="gramEnd"/>
-      <w:r>
-        <w:t xml:space="preserve"> types, like the </w:t>
+        <w:t xml:space="preserve"> data types, like the </w:t>
       </w:r>
       <w:r>
         <w:t>Lowenstein</w:t>
@@ -2626,15 +2624,7 @@
         <w:t xml:space="preserve">as </w:t>
       </w:r>
       <w:r>
-        <w:t>a vector, extending from the origin (0,0) to the location of the point (</w:t>
-      </w:r>
-      <w:proofErr w:type="gramStart"/>
-      <w:r>
-        <w:t>x,y</w:t>
-      </w:r>
-      <w:proofErr w:type="gramEnd"/>
-      <w:r>
-        <w:t xml:space="preserve">). Formulated in this way, we can define a point (read: vector) as having a direction and a length. Two vectors with the same direction but different </w:t>
+        <w:t xml:space="preserve">a vector, extending from the origin (0,0) to the location of the point (x,y). Formulated in this way, we can define a point (read: vector) as having a direction and a length. Two vectors with the same direction but different </w:t>
       </w:r>
       <w:r>
         <w:t>lengths</w:t>
@@ -3043,16 +3033,10 @@
         <w:t>documents</w:t>
       </w:r>
       <w:r>
-        <w:t xml:space="preserve"> A and B have </w:t>
-      </w:r>
-      <w:r>
-        <w:t xml:space="preserve">a </w:t>
-      </w:r>
-      <w:r>
-        <w:t xml:space="preserve">different </w:t>
-      </w:r>
-      <w:r>
-        <w:t>number</w:t>
+        <w:t xml:space="preserve"> A and B have different </w:t>
+      </w:r>
+      <w:r>
+        <w:t>numbers</w:t>
       </w:r>
       <w:r>
         <w:t xml:space="preserve"> of mentions, they still overlap in what they mention. In other words, the</w:t>
@@ -3318,7 +3302,7 @@
                 <w:sz w:val="20"/>
                 <w:szCs w:val="20"/>
               </w:rPr>
-              <w:t xml:space="preserve"> between points R and S and points U and S. </w:t>
+              <w:t xml:space="preserve"> between R and S and U and S. </w:t>
             </w:r>
           </w:p>
           <w:p>
@@ -4441,7 +4425,7 @@
         <w:t xml:space="preserve"> just another column vector. The only difference is that it is constant, with all values set to 1. </w:t>
       </w:r>
       <w:r>
-        <w:t>Adding</w:t>
+        <w:t>We are adding</w:t>
       </w:r>
       <w:r>
         <w:t xml:space="preserve"> such a column </w:t>
@@ -4480,23 +4464,35 @@
         <w:t>four</w:t>
       </w:r>
       <w:r>
-        <w:t xml:space="preserve"> from all our y coordinates, and we have translated our entire data set along both axes independently. </w:t>
+        <w:t xml:space="preserve"> from all our y coordinates, and we </w:t>
+      </w:r>
+      <w:r>
+        <w:t>independently translate</w:t>
+      </w:r>
+      <w:r>
+        <w:t xml:space="preserve"> our entire data set along both axes. </w:t>
       </w:r>
       <w:r>
         <w:t>That is straightforward</w:t>
       </w:r>
       <w:r>
-        <w:t xml:space="preserve"> enough, but we might want to rotate and scale the same data. For our case, it is much better to think of translation as a matrix operation, where we apply a transformation matrix (specifying our translation) to our original data. Let us start with some very fundamental algebra. Our data is a matrix of nx3 elements. Each row i of n is a point, and the point has an x coordinate (first column), a y coordinate (second column)</w:t>
+        <w:t xml:space="preserve"> enough, but we might want to rotate and scale the same data. For our case, it is much better to think of translation as a matrix operation, where we apply a transformation matrix (specifying our translation) to our original data. Let us start with some very fundamental algebra. Our data is a matrix of nx3 elements. Each row i of n is a point, </w:t>
+      </w:r>
+      <w:r>
+        <w:t>with</w:t>
+      </w:r>
+      <w:r>
+        <w:t xml:space="preserve"> an x coordinate (first column), a y coordinate (second column)</w:t>
       </w:r>
       <w:r>
         <w:t>,</w:t>
       </w:r>
       <w:r>
-        <w:t xml:space="preserve"> and a constant value of 1 in the third column. As stated above, this column of ones serves as our bias or intercept. The matrix we will use to translate the original matrix (let us call it P for points) in both the x and y dimensions is a 3x3 (rows by columns) matrix, where </w:t>
+        <w:t xml:space="preserve"> and a constant value of 1 in the third column. As stated above, this column of ones serves as our bias or intercept. The matrix we will use to translate the original matrix (let us call it P for points) in both the x and y dimensions is a 3x3 (rows by columns) matrix, where each element or </w:t>
       </w:r>
       <w:r>
         <w:lastRenderedPageBreak/>
-        <w:t>each element or combination of elements is responsible for encoding the amount translation, rotation, scaling, and shearing.</w:t>
+        <w:t>combination of elements is responsible for encoding the amount translation, rotation, scaling, and shearing.</w:t>
       </w:r>
     </w:p>
     <w:p>
@@ -4737,7 +4733,19 @@
         <w:pStyle w:val="Heading3"/>
       </w:pPr>
       <w:r>
-        <w:t>#im ../assets/figures/012/012-10A.gif 70 256</w:t>
+        <w:t>#im ../</w:t>
+      </w:r>
+      <w:r>
+        <w:t>..</w:t>
+      </w:r>
+      <w:r>
+        <w:rPr>
+          <w:rFonts w:ascii="Cambria" w:hAnsi="Cambria"/>
+        </w:rPr>
+        <w:t>/</w:t>
+      </w:r>
+      <w:r>
+        <w:t>assets/figures/012/012-10A.gif 70 256</w:t>
       </w:r>
       <w:r>
         <w:tab/>
@@ -4748,15 +4756,22 @@
         <w:pStyle w:val="Heading3"/>
       </w:pPr>
       <w:r>
-        <w:t>#</w:t>
-      </w:r>
-      <w:proofErr w:type="gramStart"/>
-      <w:r>
-        <w:t>im</w:t>
-      </w:r>
-      <w:proofErr w:type="gramEnd"/>
-      <w:r>
-        <w:t xml:space="preserve"> ../assets/figures/012/012-10B.gif 70 256 </w:t>
+        <w:t>#im ../</w:t>
+      </w:r>
+      <w:r>
+        <w:t xml:space="preserve"> </w:t>
+      </w:r>
+      <w:r>
+        <w:t>..</w:t>
+      </w:r>
+      <w:r>
+        <w:rPr>
+          <w:rFonts w:ascii="Cambria" w:hAnsi="Cambria"/>
+        </w:rPr>
+        <w:t>/</w:t>
+      </w:r>
+      <w:r>
+        <w:t xml:space="preserve">assets/figures/012/012-10B.gif 70 256 </w:t>
       </w:r>
     </w:p>
     <w:p>
@@ -4878,7 +4893,13 @@
         <w:pStyle w:val="Heading3"/>
       </w:pPr>
       <w:r>
-        <w:t xml:space="preserve">#im ../assets/figures/012/012-11B.gif 70 256 Figure 12.11Multiplying matrix M with a rotation matrix R rotates the original points around the origin (0,0). </w:t>
+        <w:t>#im ../assets/figures/012/012-11B.gif 70 256 Figure 12.11</w:t>
+      </w:r>
+      <w:r>
+        <w:t xml:space="preserve"> - </w:t>
+      </w:r>
+      <w:r>
+        <w:t xml:space="preserve">Multiplying matrix M with a rotation matrix R rotates the original points around the origin (0,0). </w:t>
       </w:r>
       <w:r>
         <w:tab/>
@@ -4953,15 +4974,13 @@
         <w:pStyle w:val="Heading3"/>
       </w:pPr>
       <w:r>
-        <w:t>#</w:t>
-      </w:r>
-      <w:proofErr w:type="gramStart"/>
-      <w:r>
-        <w:t>im</w:t>
-      </w:r>
-      <w:proofErr w:type="gramEnd"/>
-      <w:r>
-        <w:t xml:space="preserve"> ../assets/figures/012/012-12B.gif 70 256 Figure 12.12 Multiplying matrix M with a rotation matrix S results in a scaling applied to the original data points. </w:t>
+        <w:t xml:space="preserve">#im ../assets/figures/012/012-12B.gif 70 256 Figure 12.12 </w:t>
+      </w:r>
+      <w:r>
+        <w:t xml:space="preserve">- </w:t>
+      </w:r>
+      <w:r>
+        <w:t xml:space="preserve">Multiplying matrix M with a rotation matrix S results in a scaling applied to the original data points. </w:t>
       </w:r>
     </w:p>
     <w:p>
@@ -5013,7 +5032,7 @@
         <w:t>do</w:t>
       </w:r>
       <w:r>
-        <w:t xml:space="preserve"> not. By scaling, we can imagine we are pushing and pulling the points apart in the direction of the axes. With shearing, this pushing and pulling appear to happen at an angle relative to the x and </w:t>
+        <w:t xml:space="preserve"> not. By scaling, we can imagine pushing and pulling the points apart in the direction of the axes. With shearing, this pushing and pulling appear to happen at an angle relative to the x and </w:t>
       </w:r>
       <w:r>
         <w:t>y-axis</w:t>
@@ -5043,15 +5062,13 @@
         <w:pStyle w:val="Heading3"/>
       </w:pPr>
       <w:r>
-        <w:t>#</w:t>
-      </w:r>
-      <w:proofErr w:type="gramStart"/>
-      <w:r>
-        <w:t>im</w:t>
-      </w:r>
-      <w:proofErr w:type="gramEnd"/>
-      <w:r>
-        <w:t xml:space="preserve"> ../assets/figures/012/012-13B.gif 70 256 Figure 12.13 The multiplying matrix M with a shearing matrix H results in a shear applied to the original data points. </w:t>
+        <w:t xml:space="preserve">#im ../assets/figures/012/012-13B.gif 70 256 Figure 12.13 </w:t>
+      </w:r>
+      <w:r>
+        <w:t xml:space="preserve">- </w:t>
+      </w:r>
+      <w:r>
+        <w:t xml:space="preserve">The multiplying matrix M with a shearing matrix H results in a shear applied to the original data points. </w:t>
       </w:r>
     </w:p>
     <w:p>
@@ -5377,15 +5394,13 @@
         <w:pStyle w:val="Heading3"/>
       </w:pPr>
       <w:r>
-        <w:t>#</w:t>
-      </w:r>
-      <w:proofErr w:type="gramStart"/>
-      <w:r>
-        <w:t>im</w:t>
-      </w:r>
-      <w:proofErr w:type="gramEnd"/>
-      <w:r>
-        <w:t xml:space="preserve"> ../assets/figures/012/012-14B.gif 70 256 Figure 12.14 Multiplying all </w:t>
+        <w:t xml:space="preserve">#im ../assets/figures/012/012-14B.gif 70 256 Figure 12.14 </w:t>
+      </w:r>
+      <w:r>
+        <w:t xml:space="preserve">- </w:t>
+      </w:r>
+      <w:r>
+        <w:t xml:space="preserve">Multiplying all </w:t>
       </w:r>
       <w:r>
         <w:t xml:space="preserve">the </w:t>
